--- a/Task 2.docx
+++ b/Task 2.docx
@@ -20,128 +20,92 @@
     </w:p>
     <w:p>
       <w:pPr>
-        <w:pStyle w:val="NormalWeb"/>
-        <w:numPr>
-          <w:ilvl w:val="0"/>
-          <w:numId w:val="1"/>
-        </w:numPr>
+        <w:spacing w:before="100" w:beforeAutospacing="1" w:after="100" w:afterAutospacing="1" w:line="240" w:lineRule="auto"/>
+        <w:rPr>
+          <w:rFonts w:ascii="Times New Roman" w:eastAsia="Times New Roman" w:hAnsi="Times New Roman" w:cs="Times New Roman"/>
+          <w:sz w:val="24"/>
+          <w:szCs w:val="24"/>
+        </w:rPr>
       </w:pPr>
       <w:r>
         <w:rPr>
-          <w:b/>
-          <w:bCs/>
-        </w:rPr>
-        <w:t>Week 1:</w:t>
-      </w:r>
-      <w:r>
-        <w:t xml:space="preserve"> Designed and developed the core </w:t>
-      </w:r>
-      <w:r>
-        <w:rPr>
-          <w:b/>
-          <w:bCs/>
-        </w:rPr>
-        <w:t>Dashboard</w:t>
-      </w:r>
-      <w:r>
-        <w:t xml:space="preserve"> interface to display main statistics and analytics.</w:t>
+          <w:rFonts w:ascii="Times New Roman" w:eastAsia="Times New Roman" w:hAnsi="Times New Roman" w:cs="Times New Roman"/>
+          <w:sz w:val="24"/>
+          <w:szCs w:val="24"/>
+        </w:rPr>
+        <w:t>· Week 1: Designed and developed the core Dashboard interface to display main statistics and analytics.</w:t>
       </w:r>
     </w:p>
     <w:p>
       <w:pPr>
-        <w:pStyle w:val="NormalWeb"/>
-        <w:numPr>
-          <w:ilvl w:val="0"/>
-          <w:numId w:val="1"/>
-        </w:numPr>
+        <w:spacing w:before="100" w:beforeAutospacing="1" w:after="100" w:afterAutospacing="1" w:line="240" w:lineRule="auto"/>
+        <w:rPr>
+          <w:rFonts w:ascii="Times New Roman" w:eastAsia="Times New Roman" w:hAnsi="Times New Roman" w:cs="Times New Roman"/>
+          <w:sz w:val="24"/>
+          <w:szCs w:val="24"/>
+        </w:rPr>
       </w:pPr>
       <w:r>
         <w:rPr>
-          <w:b/>
-          <w:bCs/>
-        </w:rPr>
-        <w:t>Week 2:</w:t>
+          <w:rFonts w:ascii="Times New Roman" w:eastAsia="Times New Roman" w:hAnsi="Times New Roman" w:cs="Times New Roman"/>
+          <w:sz w:val="24"/>
+          <w:szCs w:val="24"/>
+        </w:rPr>
+        <w:t xml:space="preserve">· Week 2: Worked on the Dashboard and Manage Posts section again after the </w:t>
       </w:r>
+      <w:proofErr w:type="spellStart"/>
       <w:r>
-        <w:t xml:space="preserve"> Implemented the </w:t>
+        <w:rPr>
+          <w:rFonts w:ascii="Times New Roman" w:eastAsia="Times New Roman" w:hAnsi="Times New Roman" w:cs="Times New Roman"/>
+          <w:sz w:val="24"/>
+          <w:szCs w:val="24"/>
+        </w:rPr>
+        <w:t>Figma</w:t>
       </w:r>
+      <w:proofErr w:type="spellEnd"/>
       <w:r>
         <w:rPr>
-          <w:b/>
-          <w:bCs/>
-        </w:rPr>
-        <w:t>Manage Posts</w:t>
-      </w:r>
-      <w:r>
-        <w:t xml:space="preserve"> management view, enabling users to view and organize content efficiently.</w:t>
+          <w:rFonts w:ascii="Times New Roman" w:eastAsia="Times New Roman" w:hAnsi="Times New Roman" w:cs="Times New Roman"/>
+          <w:sz w:val="24"/>
+          <w:szCs w:val="24"/>
+        </w:rPr>
+        <w:t xml:space="preserve"> design was updated and approved, making the required modifications and improvements.</w:t>
       </w:r>
     </w:p>
     <w:p>
       <w:pPr>
-        <w:pStyle w:val="NormalWeb"/>
-        <w:numPr>
-          <w:ilvl w:val="0"/>
-          <w:numId w:val="1"/>
-        </w:numPr>
+        <w:spacing w:before="100" w:beforeAutospacing="1" w:after="100" w:afterAutospacing="1" w:line="240" w:lineRule="auto"/>
+        <w:rPr>
+          <w:rFonts w:ascii="Times New Roman" w:eastAsia="Times New Roman" w:hAnsi="Times New Roman" w:cs="Times New Roman"/>
+          <w:sz w:val="24"/>
+          <w:szCs w:val="24"/>
+        </w:rPr>
       </w:pPr>
       <w:r>
         <w:rPr>
-          <w:b/>
-          <w:bCs/>
-        </w:rPr>
-        <w:t>Week 3:</w:t>
-      </w:r>
-      <w:r>
-        <w:t xml:space="preserve"> Built and structured the </w:t>
-      </w:r>
-      <w:r>
-        <w:rPr>
-          <w:b/>
-          <w:bCs/>
-        </w:rPr>
-        <w:t>Login</w:t>
-      </w:r>
-      <w:r>
-        <w:t xml:space="preserve"> page for secure user authentication.</w:t>
+          <w:rFonts w:ascii="Times New Roman" w:eastAsia="Times New Roman" w:hAnsi="Times New Roman" w:cs="Times New Roman"/>
+          <w:sz w:val="24"/>
+          <w:szCs w:val="24"/>
+        </w:rPr>
+        <w:t>· Week 3: Built and structured the Login page for secure user authentication.</w:t>
       </w:r>
     </w:p>
     <w:p>
       <w:pPr>
-        <w:pStyle w:val="NormalWeb"/>
-        <w:numPr>
-          <w:ilvl w:val="0"/>
-          <w:numId w:val="1"/>
-        </w:numPr>
+        <w:spacing w:before="100" w:beforeAutospacing="1" w:after="100" w:afterAutospacing="1" w:line="240" w:lineRule="auto"/>
+        <w:rPr>
+          <w:rFonts w:ascii="Times New Roman" w:eastAsia="Times New Roman" w:hAnsi="Times New Roman" w:cs="Times New Roman"/>
+          <w:sz w:val="24"/>
+          <w:szCs w:val="24"/>
+        </w:rPr>
       </w:pPr>
       <w:r>
         <w:rPr>
-          <w:b/>
-          <w:bCs/>
-        </w:rPr>
-        <w:t>Week 4:</w:t>
-      </w:r>
-      <w:r>
-        <w:t xml:space="preserve"> Enhanced the </w:t>
-      </w:r>
-      <w:r>
-        <w:rPr>
-          <w:b/>
-          <w:bCs/>
-        </w:rPr>
-        <w:t>Dashboard</w:t>
-      </w:r>
-      <w:r>
-        <w:t xml:space="preserve"> functionality by integrating dynamic routing; linking the </w:t>
-      </w:r>
-      <w:r>
-        <w:rPr>
-          <w:b/>
-          <w:bCs/>
-        </w:rPr>
-        <w:t>"New Post"</w:t>
-      </w:r>
-      <w:r>
-        <w:t xml:space="preserve"> button to automatically navigate to its dedicated creation page.</w:t>
+          <w:rFonts w:ascii="Times New Roman" w:eastAsia="Times New Roman" w:hAnsi="Times New Roman" w:cs="Times New Roman"/>
+          <w:sz w:val="24"/>
+          <w:szCs w:val="24"/>
+        </w:rPr>
+        <w:t>· Week 4: Implemented the functionality of the "New Post" button in the Dashboard, allowing users to navigate directly to the dedicated New Post page when clicking the button.</w:t>
       </w:r>
     </w:p>
     <w:p>
@@ -150,14 +114,6 @@
           <w:lang w:bidi="ar-EG"/>
         </w:rPr>
       </w:pPr>
-      <w:r>
-        <w:rPr>
-          <w:rFonts w:hint="cs"/>
-          <w:rtl/>
-          <w:lang w:bidi="ar-EG"/>
-        </w:rPr>
-        <w:t>ها</w:t>
-      </w:r>
       <w:bookmarkStart w:id="0" w:name="_GoBack"/>
       <w:bookmarkEnd w:id="0"/>
     </w:p>
